--- a/Module_1_Pre_Launch_Timeline.docx
+++ b/Module_1_Pre_Launch_Timeline.docx
@@ -7538,6 +7538,732 @@
       </w:tr>
     </w:tbl>
     <w:p/>
+    <w:p>
+      <w:pPr>
+        <w:pStyle w:val="Heading1"/>
+      </w:pPr>
+      <w:r>
+        <w:rPr>
+          <w:rFonts w:ascii="Calibri" w:hAnsi="Calibri"/>
+          <w:color w:val="1A1A1A"/>
+        </w:rPr>
+        <w:t>4. Backward Planning: Working from the March RFP Deadline</w:t>
+      </w:r>
+    </w:p>
+    <w:p>
+      <w:pPr>
+        <w:spacing w:after="160" w:before="0" w:line="280" w:lineRule="exact"/>
+      </w:pPr>
+      <w:r>
+        <w:rPr>
+          <w:rFonts w:ascii="Calibri" w:hAnsi="Calibri"/>
+          <w:b w:val="0"/>
+          <w:i w:val="0"/>
+          <w:color w:val="4A4A4A"/>
+          <w:sz w:val="20"/>
+        </w:rPr>
+        <w:t>The March RFP window is an immovable deadline. Everything must be planned backward from that date. If you are reading this after the current year's window has closed, target the following March and use the intervening months for alternative revenue.</w:t>
+      </w:r>
+    </w:p>
+    <w:tbl>
+      <w:tblPr>
+        <w:tblW w:type="auto" w:w="0"/>
+        <w:jc w:val="center"/>
+        <w:tblLook w:firstColumn="1" w:firstRow="1" w:lastColumn="0" w:lastRow="0" w:noHBand="0" w:noVBand="1" w:val="04A0"/>
+      </w:tblPr>
+      <w:tblGrid>
+        <w:gridCol w:w="9360"/>
+      </w:tblGrid>
+      <w:tr>
+        <w:tc>
+          <w:tcPr>
+            <w:tcW w:type="dxa" w:w="9360"/>
+            <w:shd w:fill="FEF5F4" w:val="clear"/>
+            <w:tcBorders>
+              <w:top w:val="single" w:sz="8" w:space="0" w:color="C0392B"/>
+              <w:left w:val="single" w:sz="8" w:space="0" w:color="C0392B"/>
+              <w:bottom w:val="single" w:sz="8" w:space="0" w:color="C0392B"/>
+              <w:right w:val="single" w:sz="8" w:space="0" w:color="C0392B"/>
+            </w:tcBorders>
+          </w:tcPr>
+          <w:p>
+            <w:r>
+              <w:rPr>
+                <w:rFonts w:ascii="Calibri" w:hAnsi="Calibri"/>
+                <w:b/>
+                <w:color w:val="C0392B"/>
+                <w:sz w:val="20"/>
+              </w:rPr>
+              <w:t>CRITICAL: THE RFP CLIFF</w:t>
+            </w:r>
+          </w:p>
+          <w:p>
+            <w:r>
+              <w:rPr>
+                <w:rFonts w:ascii="Calibri" w:hAnsi="Calibri"/>
+                <w:color w:val="4A4A4A"/>
+                <w:sz w:val="19"/>
+              </w:rPr>
+              <w:t>The Santa Monica Farmers Market RFP opens briefly in March and closes. There is no late application, no waitlist, and no mid-year entry. If you miss March, you wait 12 months. Your ENTIRE launch timeline must work backward from this single date.</w:t>
+            </w:r>
+          </w:p>
+        </w:tc>
+      </w:tr>
+    </w:tbl>
+    <w:p/>
+    <w:tbl>
+      <w:tblPr>
+        <w:tblW w:type="auto" w:w="0"/>
+        <w:jc w:val="center"/>
+        <w:tblLayout w:type="fixed"/>
+        <w:tblLook w:firstColumn="1" w:firstRow="1" w:lastColumn="0" w:lastRow="0" w:noHBand="0" w:noVBand="1" w:val="04A0"/>
+      </w:tblPr>
+      <w:tblGrid>
+        <w:gridCol w:w="3120"/>
+        <w:gridCol w:w="3120"/>
+        <w:gridCol w:w="3120"/>
+      </w:tblGrid>
+      <w:tr>
+        <w:tc>
+          <w:tcPr>
+            <w:tcW w:type="dxa" w:w="2016"/>
+            <w:shd w:fill="1A1A1A" w:val="clear"/>
+            <w:tcBorders>
+              <w:top w:val="single" w:sz="4" w:space="0" w:color="999999"/>
+              <w:left w:val="single" w:sz="4" w:space="0" w:color="999999"/>
+              <w:bottom w:val="single" w:sz="4" w:space="0" w:color="999999"/>
+              <w:right w:val="single" w:sz="4" w:space="0" w:color="999999"/>
+            </w:tcBorders>
+          </w:tcPr>
+          <w:p>
+            <w:pPr>
+              <w:jc w:val="center"/>
+            </w:pPr>
+            <w:r>
+              <w:rPr>
+                <w:rFonts w:ascii="Calibri" w:hAnsi="Calibri"/>
+                <w:b/>
+                <w:color w:val="FFFFFF"/>
+                <w:sz w:val="19"/>
+              </w:rPr>
+              <w:t>Target Date</w:t>
+            </w:r>
+          </w:p>
+        </w:tc>
+        <w:tc>
+          <w:tcPr>
+            <w:tcW w:type="dxa" w:w="3744"/>
+            <w:shd w:fill="1A1A1A" w:val="clear"/>
+            <w:tcBorders>
+              <w:top w:val="single" w:sz="4" w:space="0" w:color="999999"/>
+              <w:left w:val="single" w:sz="4" w:space="0" w:color="999999"/>
+              <w:bottom w:val="single" w:sz="4" w:space="0" w:color="999999"/>
+              <w:right w:val="single" w:sz="4" w:space="0" w:color="999999"/>
+            </w:tcBorders>
+          </w:tcPr>
+          <w:p>
+            <w:pPr>
+              <w:jc w:val="center"/>
+            </w:pPr>
+            <w:r>
+              <w:rPr>
+                <w:rFonts w:ascii="Calibri" w:hAnsi="Calibri"/>
+                <w:b/>
+                <w:color w:val="FFFFFF"/>
+                <w:sz w:val="19"/>
+              </w:rPr>
+              <w:t>Milestone</w:t>
+            </w:r>
+          </w:p>
+        </w:tc>
+        <w:tc>
+          <w:tcPr>
+            <w:tcW w:type="dxa" w:w="4032"/>
+            <w:shd w:fill="1A1A1A" w:val="clear"/>
+            <w:tcBorders>
+              <w:top w:val="single" w:sz="4" w:space="0" w:color="999999"/>
+              <w:left w:val="single" w:sz="4" w:space="0" w:color="999999"/>
+              <w:bottom w:val="single" w:sz="4" w:space="0" w:color="999999"/>
+              <w:right w:val="single" w:sz="4" w:space="0" w:color="999999"/>
+            </w:tcBorders>
+          </w:tcPr>
+          <w:p>
+            <w:pPr>
+              <w:jc w:val="center"/>
+            </w:pPr>
+            <w:r>
+              <w:rPr>
+                <w:rFonts w:ascii="Calibri" w:hAnsi="Calibri"/>
+                <w:b/>
+                <w:color w:val="FFFFFF"/>
+                <w:sz w:val="19"/>
+              </w:rPr>
+              <w:t>Why This Deadline</w:t>
+            </w:r>
+          </w:p>
+        </w:tc>
+      </w:tr>
+      <w:tr>
+        <w:tc>
+          <w:tcPr>
+            <w:tcW w:type="dxa" w:w="2016"/>
+            <w:shd w:fill="F7F7F7" w:val="clear"/>
+            <w:tcBorders>
+              <w:top w:val="single" w:sz="4" w:space="0" w:color="CCCCCC"/>
+              <w:left w:val="single" w:sz="4" w:space="0" w:color="CCCCCC"/>
+              <w:bottom w:val="single" w:sz="4" w:space="0" w:color="CCCCCC"/>
+              <w:right w:val="single" w:sz="4" w:space="0" w:color="CCCCCC"/>
+            </w:tcBorders>
+          </w:tcPr>
+          <w:p>
+            <w:r>
+              <w:rPr>
+                <w:rFonts w:ascii="Calibri" w:hAnsi="Calibri"/>
+                <w:color w:val="2D2D2D"/>
+                <w:sz w:val="18"/>
+              </w:rPr>
+              <w:t>March (RFP month)</w:t>
+            </w:r>
+          </w:p>
+        </w:tc>
+        <w:tc>
+          <w:tcPr>
+            <w:tcW w:type="dxa" w:w="3744"/>
+            <w:shd w:fill="F7F7F7" w:val="clear"/>
+            <w:tcBorders>
+              <w:top w:val="single" w:sz="4" w:space="0" w:color="CCCCCC"/>
+              <w:left w:val="single" w:sz="4" w:space="0" w:color="CCCCCC"/>
+              <w:bottom w:val="single" w:sz="4" w:space="0" w:color="CCCCCC"/>
+              <w:right w:val="single" w:sz="4" w:space="0" w:color="CCCCCC"/>
+            </w:tcBorders>
+          </w:tcPr>
+          <w:p>
+            <w:r>
+              <w:rPr>
+                <w:rFonts w:ascii="Calibri" w:hAnsi="Calibri"/>
+                <w:color w:val="2D2D2D"/>
+                <w:sz w:val="18"/>
+              </w:rPr>
+              <w:t>Submit complete RFP application with ALL documents</w:t>
+            </w:r>
+          </w:p>
+        </w:tc>
+        <w:tc>
+          <w:tcPr>
+            <w:tcW w:type="dxa" w:w="4032"/>
+            <w:shd w:fill="F7F7F7" w:val="clear"/>
+            <w:tcBorders>
+              <w:top w:val="single" w:sz="4" w:space="0" w:color="CCCCCC"/>
+              <w:left w:val="single" w:sz="4" w:space="0" w:color="CCCCCC"/>
+              <w:bottom w:val="single" w:sz="4" w:space="0" w:color="CCCCCC"/>
+              <w:right w:val="single" w:sz="4" w:space="0" w:color="CCCCCC"/>
+            </w:tcBorders>
+          </w:tcPr>
+          <w:p>
+            <w:r>
+              <w:rPr>
+                <w:rFonts w:ascii="Calibri" w:hAnsi="Calibri"/>
+                <w:color w:val="2D2D2D"/>
+                <w:sz w:val="18"/>
+              </w:rPr>
+              <w:t>The immovable deadline -- everything else flows backward from here</w:t>
+            </w:r>
+          </w:p>
+        </w:tc>
+      </w:tr>
+      <w:tr>
+        <w:tc>
+          <w:tcPr>
+            <w:tcW w:type="dxa" w:w="2016"/>
+            <w:shd w:fill="FFFFFF" w:val="clear"/>
+            <w:tcBorders>
+              <w:top w:val="single" w:sz="4" w:space="0" w:color="CCCCCC"/>
+              <w:left w:val="single" w:sz="4" w:space="0" w:color="CCCCCC"/>
+              <w:bottom w:val="single" w:sz="4" w:space="0" w:color="CCCCCC"/>
+              <w:right w:val="single" w:sz="4" w:space="0" w:color="CCCCCC"/>
+            </w:tcBorders>
+          </w:tcPr>
+          <w:p>
+            <w:r>
+              <w:rPr>
+                <w:rFonts w:ascii="Calibri" w:hAnsi="Calibri"/>
+                <w:color w:val="2D2D2D"/>
+                <w:sz w:val="18"/>
+              </w:rPr>
+              <w:t>Mid-February</w:t>
+            </w:r>
+          </w:p>
+        </w:tc>
+        <w:tc>
+          <w:tcPr>
+            <w:tcW w:type="dxa" w:w="3744"/>
+            <w:shd w:fill="FFFFFF" w:val="clear"/>
+            <w:tcBorders>
+              <w:top w:val="single" w:sz="4" w:space="0" w:color="CCCCCC"/>
+              <w:left w:val="single" w:sz="4" w:space="0" w:color="CCCCCC"/>
+              <w:bottom w:val="single" w:sz="4" w:space="0" w:color="CCCCCC"/>
+              <w:right w:val="single" w:sz="4" w:space="0" w:color="CCCCCC"/>
+            </w:tcBorders>
+          </w:tcPr>
+          <w:p>
+            <w:r>
+              <w:rPr>
+                <w:rFonts w:ascii="Calibri" w:hAnsi="Calibri"/>
+                <w:color w:val="2D2D2D"/>
+                <w:sz w:val="18"/>
+              </w:rPr>
+              <w:t>All permits, insurance COIs, and commissary agreement finalized</w:t>
+            </w:r>
+          </w:p>
+        </w:tc>
+        <w:tc>
+          <w:tcPr>
+            <w:tcW w:type="dxa" w:w="4032"/>
+            <w:shd w:fill="FFFFFF" w:val="clear"/>
+            <w:tcBorders>
+              <w:top w:val="single" w:sz="4" w:space="0" w:color="CCCCCC"/>
+              <w:left w:val="single" w:sz="4" w:space="0" w:color="CCCCCC"/>
+              <w:bottom w:val="single" w:sz="4" w:space="0" w:color="CCCCCC"/>
+              <w:right w:val="single" w:sz="4" w:space="0" w:color="CCCCCC"/>
+            </w:tcBorders>
+          </w:tcPr>
+          <w:p>
+            <w:r>
+              <w:rPr>
+                <w:rFonts w:ascii="Calibri" w:hAnsi="Calibri"/>
+                <w:color w:val="2D2D2D"/>
+                <w:sz w:val="18"/>
+              </w:rPr>
+              <w:t>RFP requires proof of ready-to-operate status, not 'in progress'</w:t>
+            </w:r>
+          </w:p>
+        </w:tc>
+      </w:tr>
+      <w:tr>
+        <w:tc>
+          <w:tcPr>
+            <w:tcW w:type="dxa" w:w="2016"/>
+            <w:shd w:fill="F7F7F7" w:val="clear"/>
+            <w:tcBorders>
+              <w:top w:val="single" w:sz="4" w:space="0" w:color="CCCCCC"/>
+              <w:left w:val="single" w:sz="4" w:space="0" w:color="CCCCCC"/>
+              <w:bottom w:val="single" w:sz="4" w:space="0" w:color="CCCCCC"/>
+              <w:right w:val="single" w:sz="4" w:space="0" w:color="CCCCCC"/>
+            </w:tcBorders>
+          </w:tcPr>
+          <w:p>
+            <w:r>
+              <w:rPr>
+                <w:rFonts w:ascii="Calibri" w:hAnsi="Calibri"/>
+                <w:color w:val="2D2D2D"/>
+                <w:sz w:val="18"/>
+              </w:rPr>
+              <w:t>January</w:t>
+            </w:r>
+          </w:p>
+        </w:tc>
+        <w:tc>
+          <w:tcPr>
+            <w:tcW w:type="dxa" w:w="3744"/>
+            <w:shd w:fill="F7F7F7" w:val="clear"/>
+            <w:tcBorders>
+              <w:top w:val="single" w:sz="4" w:space="0" w:color="CCCCCC"/>
+              <w:left w:val="single" w:sz="4" w:space="0" w:color="CCCCCC"/>
+              <w:bottom w:val="single" w:sz="4" w:space="0" w:color="CCCCCC"/>
+              <w:right w:val="single" w:sz="4" w:space="0" w:color="CCCCCC"/>
+            </w:tcBorders>
+          </w:tcPr>
+          <w:p>
+            <w:r>
+              <w:rPr>
+                <w:rFonts w:ascii="Calibri" w:hAnsi="Calibri"/>
+                <w:color w:val="2D2D2D"/>
+                <w:sz w:val="18"/>
+              </w:rPr>
+              <w:t>Pass LACDPH vehicle inspection; MFF Health Permit issued</w:t>
+            </w:r>
+          </w:p>
+        </w:tc>
+        <w:tc>
+          <w:tcPr>
+            <w:tcW w:type="dxa" w:w="4032"/>
+            <w:shd w:fill="F7F7F7" w:val="clear"/>
+            <w:tcBorders>
+              <w:top w:val="single" w:sz="4" w:space="0" w:color="CCCCCC"/>
+              <w:left w:val="single" w:sz="4" w:space="0" w:color="CCCCCC"/>
+              <w:bottom w:val="single" w:sz="4" w:space="0" w:color="CCCCCC"/>
+              <w:right w:val="single" w:sz="4" w:space="0" w:color="CCCCCC"/>
+            </w:tcBorders>
+          </w:tcPr>
+          <w:p>
+            <w:r>
+              <w:rPr>
+                <w:rFonts w:ascii="Calibri" w:hAnsi="Calibri"/>
+                <w:color w:val="2D2D2D"/>
+                <w:sz w:val="18"/>
+              </w:rPr>
+              <w:t>Permit must be in hand before RFP submission</w:t>
+            </w:r>
+          </w:p>
+        </w:tc>
+      </w:tr>
+      <w:tr>
+        <w:tc>
+          <w:tcPr>
+            <w:tcW w:type="dxa" w:w="2016"/>
+            <w:shd w:fill="FFFFFF" w:val="clear"/>
+            <w:tcBorders>
+              <w:top w:val="single" w:sz="4" w:space="0" w:color="CCCCCC"/>
+              <w:left w:val="single" w:sz="4" w:space="0" w:color="CCCCCC"/>
+              <w:bottom w:val="single" w:sz="4" w:space="0" w:color="CCCCCC"/>
+              <w:right w:val="single" w:sz="4" w:space="0" w:color="CCCCCC"/>
+            </w:tcBorders>
+          </w:tcPr>
+          <w:p>
+            <w:r>
+              <w:rPr>
+                <w:rFonts w:ascii="Calibri" w:hAnsi="Calibri"/>
+                <w:color w:val="2D2D2D"/>
+                <w:sz w:val="18"/>
+              </w:rPr>
+              <w:t>December (prior year)</w:t>
+            </w:r>
+          </w:p>
+        </w:tc>
+        <w:tc>
+          <w:tcPr>
+            <w:tcW w:type="dxa" w:w="3744"/>
+            <w:shd w:fill="FFFFFF" w:val="clear"/>
+            <w:tcBorders>
+              <w:top w:val="single" w:sz="4" w:space="0" w:color="CCCCCC"/>
+              <w:left w:val="single" w:sz="4" w:space="0" w:color="CCCCCC"/>
+              <w:bottom w:val="single" w:sz="4" w:space="0" w:color="CCCCCC"/>
+              <w:right w:val="single" w:sz="4" w:space="0" w:color="CCCCCC"/>
+            </w:tcBorders>
+          </w:tcPr>
+          <w:p>
+            <w:r>
+              <w:rPr>
+                <w:rFonts w:ascii="Calibri" w:hAnsi="Calibri"/>
+                <w:color w:val="2D2D2D"/>
+                <w:sz w:val="18"/>
+              </w:rPr>
+              <w:t>Trailer build-out complete; schedule LACDPH inspection</w:t>
+            </w:r>
+          </w:p>
+        </w:tc>
+        <w:tc>
+          <w:tcPr>
+            <w:tcW w:type="dxa" w:w="4032"/>
+            <w:shd w:fill="FFFFFF" w:val="clear"/>
+            <w:tcBorders>
+              <w:top w:val="single" w:sz="4" w:space="0" w:color="CCCCCC"/>
+              <w:left w:val="single" w:sz="4" w:space="0" w:color="CCCCCC"/>
+              <w:bottom w:val="single" w:sz="4" w:space="0" w:color="CCCCCC"/>
+              <w:right w:val="single" w:sz="4" w:space="0" w:color="CCCCCC"/>
+            </w:tcBorders>
+          </w:tcPr>
+          <w:p>
+            <w:r>
+              <w:rPr>
+                <w:rFonts w:ascii="Calibri" w:hAnsi="Calibri"/>
+                <w:color w:val="2D2D2D"/>
+                <w:sz w:val="18"/>
+              </w:rPr>
+              <w:t>Inspection scheduling takes 1-3 weeks; allow buffer for re-inspection</w:t>
+            </w:r>
+          </w:p>
+        </w:tc>
+      </w:tr>
+      <w:tr>
+        <w:tc>
+          <w:tcPr>
+            <w:tcW w:type="dxa" w:w="2016"/>
+            <w:shd w:fill="F7F7F7" w:val="clear"/>
+            <w:tcBorders>
+              <w:top w:val="single" w:sz="4" w:space="0" w:color="CCCCCC"/>
+              <w:left w:val="single" w:sz="4" w:space="0" w:color="CCCCCC"/>
+              <w:bottom w:val="single" w:sz="4" w:space="0" w:color="CCCCCC"/>
+              <w:right w:val="single" w:sz="4" w:space="0" w:color="CCCCCC"/>
+            </w:tcBorders>
+          </w:tcPr>
+          <w:p>
+            <w:r>
+              <w:rPr>
+                <w:rFonts w:ascii="Calibri" w:hAnsi="Calibri"/>
+                <w:color w:val="2D2D2D"/>
+                <w:sz w:val="18"/>
+              </w:rPr>
+              <w:t>October-November</w:t>
+            </w:r>
+          </w:p>
+        </w:tc>
+        <w:tc>
+          <w:tcPr>
+            <w:tcW w:type="dxa" w:w="3744"/>
+            <w:shd w:fill="F7F7F7" w:val="clear"/>
+            <w:tcBorders>
+              <w:top w:val="single" w:sz="4" w:space="0" w:color="CCCCCC"/>
+              <w:left w:val="single" w:sz="4" w:space="0" w:color="CCCCCC"/>
+              <w:bottom w:val="single" w:sz="4" w:space="0" w:color="CCCCCC"/>
+              <w:right w:val="single" w:sz="4" w:space="0" w:color="CCCCCC"/>
+            </w:tcBorders>
+          </w:tcPr>
+          <w:p>
+            <w:r>
+              <w:rPr>
+                <w:rFonts w:ascii="Calibri" w:hAnsi="Calibri"/>
+                <w:color w:val="2D2D2D"/>
+                <w:sz w:val="18"/>
+              </w:rPr>
+              <w:t>LACDPH plan check approval received</w:t>
+            </w:r>
+          </w:p>
+        </w:tc>
+        <w:tc>
+          <w:tcPr>
+            <w:tcW w:type="dxa" w:w="4032"/>
+            <w:shd w:fill="F7F7F7" w:val="clear"/>
+            <w:tcBorders>
+              <w:top w:val="single" w:sz="4" w:space="0" w:color="CCCCCC"/>
+              <w:left w:val="single" w:sz="4" w:space="0" w:color="CCCCCC"/>
+              <w:bottom w:val="single" w:sz="4" w:space="0" w:color="CCCCCC"/>
+              <w:right w:val="single" w:sz="4" w:space="0" w:color="CCCCCC"/>
+            </w:tcBorders>
+          </w:tcPr>
+          <w:p>
+            <w:r>
+              <w:rPr>
+                <w:rFonts w:ascii="Calibri" w:hAnsi="Calibri"/>
+                <w:color w:val="2D2D2D"/>
+                <w:sz w:val="18"/>
+              </w:rPr>
+              <w:t>Plan check review takes 4-12 weeks; corrections add 2-4 weeks each cycle</w:t>
+            </w:r>
+          </w:p>
+        </w:tc>
+      </w:tr>
+      <w:tr>
+        <w:tc>
+          <w:tcPr>
+            <w:tcW w:type="dxa" w:w="2016"/>
+            <w:shd w:fill="FFFFFF" w:val="clear"/>
+            <w:tcBorders>
+              <w:top w:val="single" w:sz="4" w:space="0" w:color="CCCCCC"/>
+              <w:left w:val="single" w:sz="4" w:space="0" w:color="CCCCCC"/>
+              <w:bottom w:val="single" w:sz="4" w:space="0" w:color="CCCCCC"/>
+              <w:right w:val="single" w:sz="4" w:space="0" w:color="CCCCCC"/>
+            </w:tcBorders>
+          </w:tcPr>
+          <w:p>
+            <w:r>
+              <w:rPr>
+                <w:rFonts w:ascii="Calibri" w:hAnsi="Calibri"/>
+                <w:color w:val="2D2D2D"/>
+                <w:sz w:val="18"/>
+              </w:rPr>
+              <w:t>August-September</w:t>
+            </w:r>
+          </w:p>
+        </w:tc>
+        <w:tc>
+          <w:tcPr>
+            <w:tcW w:type="dxa" w:w="3744"/>
+            <w:shd w:fill="FFFFFF" w:val="clear"/>
+            <w:tcBorders>
+              <w:top w:val="single" w:sz="4" w:space="0" w:color="CCCCCC"/>
+              <w:left w:val="single" w:sz="4" w:space="0" w:color="CCCCCC"/>
+              <w:bottom w:val="single" w:sz="4" w:space="0" w:color="CCCCCC"/>
+              <w:right w:val="single" w:sz="4" w:space="0" w:color="CCCCCC"/>
+            </w:tcBorders>
+          </w:tcPr>
+          <w:p>
+            <w:r>
+              <w:rPr>
+                <w:rFonts w:ascii="Calibri" w:hAnsi="Calibri"/>
+                <w:color w:val="2D2D2D"/>
+                <w:sz w:val="18"/>
+              </w:rPr>
+              <w:t>Submit plan check to LACDPH; sign commissary agreement</w:t>
+            </w:r>
+          </w:p>
+        </w:tc>
+        <w:tc>
+          <w:tcPr>
+            <w:tcW w:type="dxa" w:w="4032"/>
+            <w:shd w:fill="FFFFFF" w:val="clear"/>
+            <w:tcBorders>
+              <w:top w:val="single" w:sz="4" w:space="0" w:color="CCCCCC"/>
+              <w:left w:val="single" w:sz="4" w:space="0" w:color="CCCCCC"/>
+              <w:bottom w:val="single" w:sz="4" w:space="0" w:color="CCCCCC"/>
+              <w:right w:val="single" w:sz="4" w:space="0" w:color="CCCCCC"/>
+            </w:tcBorders>
+          </w:tcPr>
+          <w:p>
+            <w:r>
+              <w:rPr>
+                <w:rFonts w:ascii="Calibri" w:hAnsi="Calibri"/>
+                <w:color w:val="2D2D2D"/>
+                <w:sz w:val="18"/>
+              </w:rPr>
+              <w:t>Need signed storage verification form to submit with plan check</w:t>
+            </w:r>
+          </w:p>
+        </w:tc>
+      </w:tr>
+      <w:tr>
+        <w:tc>
+          <w:tcPr>
+            <w:tcW w:type="dxa" w:w="2016"/>
+            <w:shd w:fill="F7F7F7" w:val="clear"/>
+            <w:tcBorders>
+              <w:top w:val="single" w:sz="4" w:space="0" w:color="CCCCCC"/>
+              <w:left w:val="single" w:sz="4" w:space="0" w:color="CCCCCC"/>
+              <w:bottom w:val="single" w:sz="4" w:space="0" w:color="CCCCCC"/>
+              <w:right w:val="single" w:sz="4" w:space="0" w:color="CCCCCC"/>
+            </w:tcBorders>
+          </w:tcPr>
+          <w:p>
+            <w:r>
+              <w:rPr>
+                <w:rFonts w:ascii="Calibri" w:hAnsi="Calibri"/>
+                <w:color w:val="2D2D2D"/>
+                <w:sz w:val="18"/>
+              </w:rPr>
+              <w:t>July-August</w:t>
+            </w:r>
+          </w:p>
+        </w:tc>
+        <w:tc>
+          <w:tcPr>
+            <w:tcW w:type="dxa" w:w="3744"/>
+            <w:shd w:fill="F7F7F7" w:val="clear"/>
+            <w:tcBorders>
+              <w:top w:val="single" w:sz="4" w:space="0" w:color="CCCCCC"/>
+              <w:left w:val="single" w:sz="4" w:space="0" w:color="CCCCCC"/>
+              <w:bottom w:val="single" w:sz="4" w:space="0" w:color="CCCCCC"/>
+              <w:right w:val="single" w:sz="4" w:space="0" w:color="CCCCCC"/>
+            </w:tcBorders>
+          </w:tcPr>
+          <w:p>
+            <w:r>
+              <w:rPr>
+                <w:rFonts w:ascii="Calibri" w:hAnsi="Calibri"/>
+                <w:color w:val="2D2D2D"/>
+                <w:sz w:val="18"/>
+              </w:rPr>
+              <w:t>SBA loan funded; trailer acquired; commissary selected</w:t>
+            </w:r>
+          </w:p>
+        </w:tc>
+        <w:tc>
+          <w:tcPr>
+            <w:tcW w:type="dxa" w:w="4032"/>
+            <w:shd w:fill="F7F7F7" w:val="clear"/>
+            <w:tcBorders>
+              <w:top w:val="single" w:sz="4" w:space="0" w:color="CCCCCC"/>
+              <w:left w:val="single" w:sz="4" w:space="0" w:color="CCCCCC"/>
+              <w:bottom w:val="single" w:sz="4" w:space="0" w:color="CCCCCC"/>
+              <w:right w:val="single" w:sz="4" w:space="0" w:color="CCCCCC"/>
+            </w:tcBorders>
+          </w:tcPr>
+          <w:p>
+            <w:r>
+              <w:rPr>
+                <w:rFonts w:ascii="Calibri" w:hAnsi="Calibri"/>
+                <w:color w:val="2D2D2D"/>
+                <w:sz w:val="18"/>
+              </w:rPr>
+              <w:t>Trailer must exist (or have manufacturer specs) for plan check submission</w:t>
+            </w:r>
+          </w:p>
+        </w:tc>
+      </w:tr>
+      <w:tr>
+        <w:tc>
+          <w:tcPr>
+            <w:tcW w:type="dxa" w:w="2016"/>
+            <w:shd w:fill="FFFFFF" w:val="clear"/>
+            <w:tcBorders>
+              <w:top w:val="single" w:sz="4" w:space="0" w:color="CCCCCC"/>
+              <w:left w:val="single" w:sz="4" w:space="0" w:color="CCCCCC"/>
+              <w:bottom w:val="single" w:sz="4" w:space="0" w:color="CCCCCC"/>
+              <w:right w:val="single" w:sz="4" w:space="0" w:color="CCCCCC"/>
+            </w:tcBorders>
+          </w:tcPr>
+          <w:p>
+            <w:r>
+              <w:rPr>
+                <w:rFonts w:ascii="Calibri" w:hAnsi="Calibri"/>
+                <w:color w:val="2D2D2D"/>
+                <w:sz w:val="18"/>
+              </w:rPr>
+              <w:t>May-June</w:t>
+            </w:r>
+          </w:p>
+        </w:tc>
+        <w:tc>
+          <w:tcPr>
+            <w:tcW w:type="dxa" w:w="3744"/>
+            <w:shd w:fill="FFFFFF" w:val="clear"/>
+            <w:tcBorders>
+              <w:top w:val="single" w:sz="4" w:space="0" w:color="CCCCCC"/>
+              <w:left w:val="single" w:sz="4" w:space="0" w:color="CCCCCC"/>
+              <w:bottom w:val="single" w:sz="4" w:space="0" w:color="CCCCCC"/>
+              <w:right w:val="single" w:sz="4" w:space="0" w:color="CCCCCC"/>
+            </w:tcBorders>
+          </w:tcPr>
+          <w:p>
+            <w:r>
+              <w:rPr>
+                <w:rFonts w:ascii="Calibri" w:hAnsi="Calibri"/>
+                <w:color w:val="2D2D2D"/>
+                <w:sz w:val="18"/>
+              </w:rPr>
+              <w:t>Business entity formed; Seller's Permit obtained; SBA application submitted</w:t>
+            </w:r>
+          </w:p>
+        </w:tc>
+        <w:tc>
+          <w:tcPr>
+            <w:tcW w:type="dxa" w:w="4032"/>
+            <w:shd w:fill="FFFFFF" w:val="clear"/>
+            <w:tcBorders>
+              <w:top w:val="single" w:sz="4" w:space="0" w:color="CCCCCC"/>
+              <w:left w:val="single" w:sz="4" w:space="0" w:color="CCCCCC"/>
+              <w:bottom w:val="single" w:sz="4" w:space="0" w:color="CCCCCC"/>
+              <w:right w:val="single" w:sz="4" w:space="0" w:color="CCCCCC"/>
+            </w:tcBorders>
+          </w:tcPr>
+          <w:p>
+            <w:r>
+              <w:rPr>
+                <w:rFonts w:ascii="Calibri" w:hAnsi="Calibri"/>
+                <w:color w:val="2D2D2D"/>
+                <w:sz w:val="18"/>
+              </w:rPr>
+              <w:t>SBA approval takes 30-90 days from application to funding</w:t>
+            </w:r>
+          </w:p>
+        </w:tc>
+      </w:tr>
+    </w:tbl>
+    <w:p/>
+    <w:p>
+      <w:pPr>
+        <w:spacing w:after="160" w:before="0" w:line="280" w:lineRule="exact"/>
+      </w:pPr>
+      <w:r>
+        <w:rPr>
+          <w:rFonts w:ascii="Calibri" w:hAnsi="Calibri"/>
+          <w:b/>
+          <w:i/>
+          <w:color w:val="4A4A4A"/>
+          <w:sz w:val="20"/>
+        </w:rPr>
+        <w:t>Total lead time from first action to RFP submission: 8-10 months minimum. For a first-time applicant, budget a full 10 months. If starting in May/June, you are targeting the following March RFP window.</w:t>
+      </w:r>
+    </w:p>
     <w:sectPr>
       <w:headerReference w:type="default" r:id="rId9"/>
       <w:footerReference w:type="default" r:id="rId10"/>
